--- a/book/word/Chapter 30 - A Suicide Fired From Three Feet Away.docx
+++ b/book/word/Chapter 30 - A Suicide Fired From Three Feet Away.docx
@@ -526,7 +526,99 @@
         <w:t xml:space="preserve"> </w:t>
       </w:r>
       <w:r>
-        <w:t xml:space="preserve">lasts. (Confirm the exact S.W.3d reporter page before print.)</w:t>
+        <w:t xml:space="preserve">lasts. (Citation note: this is a memorandum opinion,</w:t>
+      </w:r>
+      <w:r>
+        <w:t xml:space="preserve"> </w:t>
+      </w:r>
+      <w:r>
+        <w:rPr>
+          <w:iCs/>
+          <w:i/>
+        </w:rPr>
+        <w:t xml:space="preserve">not designated for</w:t>
+      </w:r>
+      <w:r>
+        <w:rPr>
+          <w:iCs/>
+          <w:i/>
+        </w:rPr>
+        <w:t xml:space="preserve"> </w:t>
+      </w:r>
+      <w:r>
+        <w:rPr>
+          <w:iCs/>
+          <w:i/>
+        </w:rPr>
+        <w:t xml:space="preserve">publication</w:t>
+      </w:r>
+      <w:r>
+        <w:t xml:space="preserve">, so there is no S.W.3d reporter page; cite it as</w:t>
+      </w:r>
+      <w:r>
+        <w:t xml:space="preserve"> </w:t>
+      </w:r>
+      <w:r>
+        <w:rPr>
+          <w:iCs/>
+          <w:i/>
+        </w:rPr>
+        <w:t xml:space="preserve">Johnson v. State</w:t>
+      </w:r>
+      <w:r>
+        <w:t xml:space="preserve">,</w:t>
+      </w:r>
+      <w:r>
+        <w:t xml:space="preserve"> </w:t>
+      </w:r>
+      <w:r>
+        <w:t xml:space="preserve">No. 06-03-00235-CR, 2004 WL ______ (Tex. App.-Texarkana Aug. 12, 2004, no pet.)</w:t>
+      </w:r>
+      <w:r>
+        <w:t xml:space="preserve"> </w:t>
+      </w:r>
+      <w:r>
+        <w:t xml:space="preserve">(mem. op.), and pull the exact Westlaw number before print. Do</w:t>
+      </w:r>
+      <w:r>
+        <w:t xml:space="preserve"> </w:t>
+      </w:r>
+      <w:r>
+        <w:rPr>
+          <w:bCs/>
+          <w:b/>
+        </w:rPr>
+        <w:t xml:space="preserve">not</w:t>
+      </w:r>
+      <w:r>
+        <w:t xml:space="preserve"> </w:t>
+      </w:r>
+      <w:r>
+        <w:t xml:space="preserve">cite</w:t>
+      </w:r>
+      <w:r>
+        <w:t xml:space="preserve"> </w:t>
+      </w:r>
+      <w:r>
+        <w:t xml:space="preserve">“</w:t>
+      </w:r>
+      <w:r>
+        <w:t xml:space="preserve">151</w:t>
+      </w:r>
+      <w:r>
+        <w:t xml:space="preserve"> </w:t>
+      </w:r>
+      <w:r>
+        <w:t xml:space="preserve">S.W.3d 193</w:t>
+      </w:r>
+      <w:r>
+        <w:t xml:space="preserve">”</w:t>
+      </w:r>
+      <w:r>
+        <w:t xml:space="preserve"> </w:t>
+      </w:r>
+      <w:r>
+        <w:t xml:space="preserve">- that is a different defendant, Keithen Oneal Johnson.)</w:t>
       </w:r>
     </w:p>
     <w:bookmarkEnd w:id="22"/>
